--- a/extrakty/doc/TC278WG7/extract_17572-2_(2008).docx
+++ b/extrakty/doc/TC278WG7/extract_17572-2_(2008).docx
@@ -187,7 +187,7 @@
       <w:r>
         <w:rPr/>
         <w:tab/>
-        <w:t>33 stran</w:t>
+        <w:t xml:space="preserve">Vydána 2008, 33 stran</w:t>
       </w:r>
     </w:p>
     <w:p>

--- a/extrakty/doc/TC278WG7/extract_17572-2_(2008).docx
+++ b/extrakty/doc/TC278WG7/extract_17572-2_(2008).docx
@@ -25,7 +25,7 @@
           <w:sz w:val="40"/>
           <w:szCs w:val="40"/>
         </w:rPr>
-        <w:t>EXTRAKT z české technické normy</w:t>
+        <w:t xml:space="preserve">EXTRAKT z mezinárodní normy ISO</w:t>
       </w:r>
     </w:p>
     <w:p>
@@ -140,9 +140,9 @@
                 <w:sz w:val="32"/>
                 <w:lang w:val="en-US" w:eastAsia="en-US"/>
               </w:rPr>
-              <w:t xml:space="preserve">ČSN ISO </w:t>
+              <w:t xml:space="preserve">ISO 17572-2</w:t>
               <w:br/>
-              <w:t>17572-2</w:t>
+              <w:t/>
             </w:r>
           </w:p>
           <w:p>
@@ -170,7 +170,7 @@
             </w:pPr>
             <w:r>
               <w:rPr/>
-              <w:t>01 8284</w:t>
+              <w:t xml:space="preserve"/>
             </w:r>
           </w:p>
         </w:tc>
